--- a/A-Sesi-Fasikulu.docx
+++ b/A-Sesi-Fasikulu.docx
@@ -18,7 +18,7 @@
               <a:graphicData uri="http://schemas.openxmlformats.org/drawingml/2006/picture">
                 <pic:pic>
                   <pic:nvPicPr>
-                    <pic:cNvPr id="0" name="s0.jpg"/>
+                    <pic:cNvPr id="0" name="0.jpg"/>
                     <pic:cNvPicPr/>
                   </pic:nvPicPr>
                   <pic:blipFill>
@@ -62,7 +62,7 @@
               <a:graphicData uri="http://schemas.openxmlformats.org/drawingml/2006/picture">
                 <pic:pic>
                   <pic:nvPicPr>
-                    <pic:cNvPr id="0" name="s1.jpg"/>
+                    <pic:cNvPr id="0" name="1.jpg"/>
                     <pic:cNvPicPr/>
                   </pic:nvPicPr>
                   <pic:blipFill>
@@ -106,7 +106,7 @@
               <a:graphicData uri="http://schemas.openxmlformats.org/drawingml/2006/picture">
                 <pic:pic>
                   <pic:nvPicPr>
-                    <pic:cNvPr id="0" name="s2.jpg"/>
+                    <pic:cNvPr id="0" name="2.jpg"/>
                     <pic:cNvPicPr/>
                   </pic:nvPicPr>
                   <pic:blipFill>
@@ -150,7 +150,7 @@
               <a:graphicData uri="http://schemas.openxmlformats.org/drawingml/2006/picture">
                 <pic:pic>
                   <pic:nvPicPr>
-                    <pic:cNvPr id="0" name="s3.jpg"/>
+                    <pic:cNvPr id="0" name="3.jpg"/>
                     <pic:cNvPicPr/>
                   </pic:nvPicPr>
                   <pic:blipFill>
@@ -194,7 +194,7 @@
               <a:graphicData uri="http://schemas.openxmlformats.org/drawingml/2006/picture">
                 <pic:pic>
                   <pic:nvPicPr>
-                    <pic:cNvPr id="0" name="s4.jpg"/>
+                    <pic:cNvPr id="0" name="4.jpg"/>
                     <pic:cNvPicPr/>
                   </pic:nvPicPr>
                   <pic:blipFill>
@@ -238,7 +238,7 @@
               <a:graphicData uri="http://schemas.openxmlformats.org/drawingml/2006/picture">
                 <pic:pic>
                   <pic:nvPicPr>
-                    <pic:cNvPr id="0" name="s5.jpg"/>
+                    <pic:cNvPr id="0" name="5.jpg"/>
                     <pic:cNvPicPr/>
                   </pic:nvPicPr>
                   <pic:blipFill>
@@ -282,7 +282,7 @@
               <a:graphicData uri="http://schemas.openxmlformats.org/drawingml/2006/picture">
                 <pic:pic>
                   <pic:nvPicPr>
-                    <pic:cNvPr id="0" name="s6.jpg"/>
+                    <pic:cNvPr id="0" name="6.jpg"/>
                     <pic:cNvPicPr/>
                   </pic:nvPicPr>
                   <pic:blipFill>
@@ -326,7 +326,7 @@
               <a:graphicData uri="http://schemas.openxmlformats.org/drawingml/2006/picture">
                 <pic:pic>
                   <pic:nvPicPr>
-                    <pic:cNvPr id="0" name="s7.jpg"/>
+                    <pic:cNvPr id="0" name="7.jpg"/>
                     <pic:cNvPicPr/>
                   </pic:nvPicPr>
                   <pic:blipFill>
@@ -370,7 +370,7 @@
               <a:graphicData uri="http://schemas.openxmlformats.org/drawingml/2006/picture">
                 <pic:pic>
                   <pic:nvPicPr>
-                    <pic:cNvPr id="0" name="s8.jpg"/>
+                    <pic:cNvPr id="0" name="8.jpg"/>
                     <pic:cNvPicPr/>
                   </pic:nvPicPr>
                   <pic:blipFill>
@@ -414,7 +414,7 @@
               <a:graphicData uri="http://schemas.openxmlformats.org/drawingml/2006/picture">
                 <pic:pic>
                   <pic:nvPicPr>
-                    <pic:cNvPr id="0" name="s9.jpg"/>
+                    <pic:cNvPr id="0" name="9.jpg"/>
                     <pic:cNvPicPr/>
                   </pic:nvPicPr>
                   <pic:blipFill>
@@ -811,7 +811,7 @@
     <w:qFormat/>
     <w:rsid w:val="00FC693F"/>
     <w:pPr>
-      <w:spacing w:after="0" w:before="0"/>
+      <w:spacing w:after="0"/>
     </w:pPr>
   </w:style>
   <w:style w:type="paragraph" w:styleId="Header">

--- a/A-Sesi-Fasikulu.docx
+++ b/A-Sesi-Fasikulu.docx
@@ -4,7 +4,7 @@
   <w:body>
     <w:p>
       <w:pPr>
-        <w:spacing w:after="0"/>
+        <w:spacing w:before="0" w:after="0" w:line="240" w:lineRule="auto"/>
       </w:pPr>
       <w:r>
         <w:drawing>
@@ -18,11 +18,11 @@
               <a:graphicData uri="http://schemas.openxmlformats.org/drawingml/2006/picture">
                 <pic:pic>
                   <pic:nvPicPr>
-                    <pic:cNvPr id="0" name="0.jpg"/>
+                    <pic:cNvPr id="0" name="p-01.jpg"/>
                     <pic:cNvPicPr/>
                   </pic:nvPicPr>
                   <pic:blipFill>
-                    <a:blip r:embed="rId9"/>
+                    <a:blip r:embed="rId19"/>
                     <a:stretch>
                       <a:fillRect/>
                     </a:stretch>
@@ -39,16 +39,12 @@
             </a:graphic>
           </wp:inline>
         </w:drawing>
-      </w:r>
-    </w:p>
-    <w:p>
-      <w:r>
         <w:br w:type="page"/>
       </w:r>
     </w:p>
     <w:p>
       <w:pPr>
-        <w:spacing w:after="0"/>
+        <w:spacing w:before="0" w:after="0" w:line="240" w:lineRule="auto"/>
       </w:pPr>
       <w:r>
         <w:drawing>
@@ -62,11 +58,11 @@
               <a:graphicData uri="http://schemas.openxmlformats.org/drawingml/2006/picture">
                 <pic:pic>
                   <pic:nvPicPr>
-                    <pic:cNvPr id="0" name="1.jpg"/>
+                    <pic:cNvPr id="0" name="p-02.jpg"/>
                     <pic:cNvPicPr/>
                   </pic:nvPicPr>
                   <pic:blipFill>
-                    <a:blip r:embed="rId10"/>
+                    <a:blip r:embed="rId20"/>
                     <a:stretch>
                       <a:fillRect/>
                     </a:stretch>
@@ -83,16 +79,12 @@
             </a:graphic>
           </wp:inline>
         </w:drawing>
-      </w:r>
-    </w:p>
-    <w:p>
-      <w:r>
         <w:br w:type="page"/>
       </w:r>
     </w:p>
     <w:p>
       <w:pPr>
-        <w:spacing w:after="0"/>
+        <w:spacing w:before="0" w:after="0" w:line="240" w:lineRule="auto"/>
       </w:pPr>
       <w:r>
         <w:drawing>
@@ -106,11 +98,11 @@
               <a:graphicData uri="http://schemas.openxmlformats.org/drawingml/2006/picture">
                 <pic:pic>
                   <pic:nvPicPr>
-                    <pic:cNvPr id="0" name="2.jpg"/>
+                    <pic:cNvPr id="0" name="p-03.jpg"/>
                     <pic:cNvPicPr/>
                   </pic:nvPicPr>
                   <pic:blipFill>
-                    <a:blip r:embed="rId11"/>
+                    <a:blip r:embed="rId21"/>
                     <a:stretch>
                       <a:fillRect/>
                     </a:stretch>
@@ -127,16 +119,12 @@
             </a:graphic>
           </wp:inline>
         </w:drawing>
-      </w:r>
-    </w:p>
-    <w:p>
-      <w:r>
         <w:br w:type="page"/>
       </w:r>
     </w:p>
     <w:p>
       <w:pPr>
-        <w:spacing w:after="0"/>
+        <w:spacing w:before="0" w:after="0" w:line="240" w:lineRule="auto"/>
       </w:pPr>
       <w:r>
         <w:drawing>
@@ -150,11 +138,11 @@
               <a:graphicData uri="http://schemas.openxmlformats.org/drawingml/2006/picture">
                 <pic:pic>
                   <pic:nvPicPr>
-                    <pic:cNvPr id="0" name="3.jpg"/>
+                    <pic:cNvPr id="0" name="p-04.jpg"/>
                     <pic:cNvPicPr/>
                   </pic:nvPicPr>
                   <pic:blipFill>
-                    <a:blip r:embed="rId12"/>
+                    <a:blip r:embed="rId22"/>
                     <a:stretch>
                       <a:fillRect/>
                     </a:stretch>
@@ -171,16 +159,12 @@
             </a:graphic>
           </wp:inline>
         </w:drawing>
-      </w:r>
-    </w:p>
-    <w:p>
-      <w:r>
         <w:br w:type="page"/>
       </w:r>
     </w:p>
     <w:p>
       <w:pPr>
-        <w:spacing w:after="0"/>
+        <w:spacing w:before="0" w:after="0" w:line="240" w:lineRule="auto"/>
       </w:pPr>
       <w:r>
         <w:drawing>
@@ -194,11 +178,11 @@
               <a:graphicData uri="http://schemas.openxmlformats.org/drawingml/2006/picture">
                 <pic:pic>
                   <pic:nvPicPr>
-                    <pic:cNvPr id="0" name="4.jpg"/>
+                    <pic:cNvPr id="0" name="p-05.jpg"/>
                     <pic:cNvPicPr/>
                   </pic:nvPicPr>
                   <pic:blipFill>
-                    <a:blip r:embed="rId13"/>
+                    <a:blip r:embed="rId23"/>
                     <a:stretch>
                       <a:fillRect/>
                     </a:stretch>
@@ -215,16 +199,12 @@
             </a:graphic>
           </wp:inline>
         </w:drawing>
-      </w:r>
-    </w:p>
-    <w:p>
-      <w:r>
         <w:br w:type="page"/>
       </w:r>
     </w:p>
     <w:p>
       <w:pPr>
-        <w:spacing w:after="0"/>
+        <w:spacing w:before="0" w:after="0" w:line="240" w:lineRule="auto"/>
       </w:pPr>
       <w:r>
         <w:drawing>
@@ -238,11 +218,11 @@
               <a:graphicData uri="http://schemas.openxmlformats.org/drawingml/2006/picture">
                 <pic:pic>
                   <pic:nvPicPr>
-                    <pic:cNvPr id="0" name="5.jpg"/>
+                    <pic:cNvPr id="0" name="p-06.jpg"/>
                     <pic:cNvPicPr/>
                   </pic:nvPicPr>
                   <pic:blipFill>
-                    <a:blip r:embed="rId14"/>
+                    <a:blip r:embed="rId24"/>
                     <a:stretch>
                       <a:fillRect/>
                     </a:stretch>
@@ -259,16 +239,12 @@
             </a:graphic>
           </wp:inline>
         </w:drawing>
-      </w:r>
-    </w:p>
-    <w:p>
-      <w:r>
         <w:br w:type="page"/>
       </w:r>
     </w:p>
     <w:p>
       <w:pPr>
-        <w:spacing w:after="0"/>
+        <w:spacing w:before="0" w:after="0" w:line="240" w:lineRule="auto"/>
       </w:pPr>
       <w:r>
         <w:drawing>
@@ -282,11 +258,11 @@
               <a:graphicData uri="http://schemas.openxmlformats.org/drawingml/2006/picture">
                 <pic:pic>
                   <pic:nvPicPr>
-                    <pic:cNvPr id="0" name="6.jpg"/>
+                    <pic:cNvPr id="0" name="p-07.jpg"/>
                     <pic:cNvPicPr/>
                   </pic:nvPicPr>
                   <pic:blipFill>
-                    <a:blip r:embed="rId15"/>
+                    <a:blip r:embed="rId25"/>
                     <a:stretch>
                       <a:fillRect/>
                     </a:stretch>
@@ -303,16 +279,12 @@
             </a:graphic>
           </wp:inline>
         </w:drawing>
-      </w:r>
-    </w:p>
-    <w:p>
-      <w:r>
         <w:br w:type="page"/>
       </w:r>
     </w:p>
     <w:p>
       <w:pPr>
-        <w:spacing w:after="0"/>
+        <w:spacing w:before="0" w:after="0" w:line="240" w:lineRule="auto"/>
       </w:pPr>
       <w:r>
         <w:drawing>
@@ -326,11 +298,11 @@
               <a:graphicData uri="http://schemas.openxmlformats.org/drawingml/2006/picture">
                 <pic:pic>
                   <pic:nvPicPr>
-                    <pic:cNvPr id="0" name="7.jpg"/>
+                    <pic:cNvPr id="0" name="p-08.jpg"/>
                     <pic:cNvPicPr/>
                   </pic:nvPicPr>
                   <pic:blipFill>
-                    <a:blip r:embed="rId16"/>
+                    <a:blip r:embed="rId26"/>
                     <a:stretch>
                       <a:fillRect/>
                     </a:stretch>
@@ -347,16 +319,12 @@
             </a:graphic>
           </wp:inline>
         </w:drawing>
-      </w:r>
-    </w:p>
-    <w:p>
-      <w:r>
         <w:br w:type="page"/>
       </w:r>
     </w:p>
     <w:p>
       <w:pPr>
-        <w:spacing w:after="0"/>
+        <w:spacing w:before="0" w:after="0" w:line="240" w:lineRule="auto"/>
       </w:pPr>
       <w:r>
         <w:drawing>
@@ -370,11 +338,11 @@
               <a:graphicData uri="http://schemas.openxmlformats.org/drawingml/2006/picture">
                 <pic:pic>
                   <pic:nvPicPr>
-                    <pic:cNvPr id="0" name="8.jpg"/>
+                    <pic:cNvPr id="0" name="p-09.jpg"/>
                     <pic:cNvPicPr/>
                   </pic:nvPicPr>
                   <pic:blipFill>
-                    <a:blip r:embed="rId17"/>
+                    <a:blip r:embed="rId27"/>
                     <a:stretch>
                       <a:fillRect/>
                     </a:stretch>
@@ -391,16 +359,12 @@
             </a:graphic>
           </wp:inline>
         </w:drawing>
-      </w:r>
-    </w:p>
-    <w:p>
-      <w:r>
         <w:br w:type="page"/>
       </w:r>
     </w:p>
     <w:p>
       <w:pPr>
-        <w:spacing w:after="0"/>
+        <w:spacing w:before="0" w:after="0" w:line="240" w:lineRule="auto"/>
       </w:pPr>
       <w:r>
         <w:drawing>
@@ -414,11 +378,91 @@
               <a:graphicData uri="http://schemas.openxmlformats.org/drawingml/2006/picture">
                 <pic:pic>
                   <pic:nvPicPr>
-                    <pic:cNvPr id="0" name="9.jpg"/>
+                    <pic:cNvPr id="0" name="p-10.jpg"/>
                     <pic:cNvPicPr/>
                   </pic:nvPicPr>
                   <pic:blipFill>
-                    <a:blip r:embed="rId18"/>
+                    <a:blip r:embed="rId28"/>
+                    <a:stretch>
+                      <a:fillRect/>
+                    </a:stretch>
+                  </pic:blipFill>
+                  <pic:spPr>
+                    <a:xfrm>
+                      <a:off x="0" y="0"/>
+                      <a:ext cx="7560000" cy="10692000"/>
+                    </a:xfrm>
+                    <a:prstGeom prst="rect"/>
+                  </pic:spPr>
+                </pic:pic>
+              </a:graphicData>
+            </a:graphic>
+          </wp:inline>
+        </w:drawing>
+        <w:br w:type="page"/>
+      </w:r>
+    </w:p>
+    <w:p>
+      <w:pPr>
+        <w:spacing w:before="0" w:after="0" w:line="240" w:lineRule="auto"/>
+      </w:pPr>
+      <w:r>
+        <w:drawing>
+          <wp:inline xmlns:a="http://schemas.openxmlformats.org/drawingml/2006/main" xmlns:pic="http://schemas.openxmlformats.org/drawingml/2006/picture">
+            <wp:extent cx="7560000" cy="10692000"/>
+            <wp:docPr id="11" name="Picture 11"/>
+            <wp:cNvGraphicFramePr>
+              <a:graphicFrameLocks noChangeAspect="1"/>
+            </wp:cNvGraphicFramePr>
+            <a:graphic>
+              <a:graphicData uri="http://schemas.openxmlformats.org/drawingml/2006/picture">
+                <pic:pic>
+                  <pic:nvPicPr>
+                    <pic:cNvPr id="0" name="p-11.jpg"/>
+                    <pic:cNvPicPr/>
+                  </pic:nvPicPr>
+                  <pic:blipFill>
+                    <a:blip r:embed="rId29"/>
+                    <a:stretch>
+                      <a:fillRect/>
+                    </a:stretch>
+                  </pic:blipFill>
+                  <pic:spPr>
+                    <a:xfrm>
+                      <a:off x="0" y="0"/>
+                      <a:ext cx="7560000" cy="10692000"/>
+                    </a:xfrm>
+                    <a:prstGeom prst="rect"/>
+                  </pic:spPr>
+                </pic:pic>
+              </a:graphicData>
+            </a:graphic>
+          </wp:inline>
+        </w:drawing>
+        <w:br w:type="page"/>
+      </w:r>
+    </w:p>
+    <w:p>
+      <w:pPr>
+        <w:spacing w:before="0" w:after="0" w:line="240" w:lineRule="auto"/>
+      </w:pPr>
+      <w:r>
+        <w:drawing>
+          <wp:inline xmlns:a="http://schemas.openxmlformats.org/drawingml/2006/main" xmlns:pic="http://schemas.openxmlformats.org/drawingml/2006/picture">
+            <wp:extent cx="7560000" cy="10692000"/>
+            <wp:docPr id="12" name="Picture 12"/>
+            <wp:cNvGraphicFramePr>
+              <a:graphicFrameLocks noChangeAspect="1"/>
+            </wp:cNvGraphicFramePr>
+            <a:graphic>
+              <a:graphicData uri="http://schemas.openxmlformats.org/drawingml/2006/picture">
+                <pic:pic>
+                  <pic:nvPicPr>
+                    <pic:cNvPr id="0" name="p-12.jpg"/>
+                    <pic:cNvPicPr/>
+                  </pic:nvPicPr>
+                  <pic:blipFill>
+                    <a:blip r:embed="rId30"/>
                     <a:stretch>
                       <a:fillRect/>
                     </a:stretch>

--- a/A-Sesi-Fasikulu.docx
+++ b/A-Sesi-Fasikulu.docx
@@ -4,12 +4,13 @@
   <w:body>
     <w:p>
       <w:pPr>
+        <w:pageBreakBefore w:val="0"/>
         <w:spacing w:before="0" w:after="0" w:line="240" w:lineRule="auto"/>
       </w:pPr>
       <w:r>
         <w:drawing>
           <wp:inline xmlns:a="http://schemas.openxmlformats.org/drawingml/2006/main" xmlns:pic="http://schemas.openxmlformats.org/drawingml/2006/picture">
-            <wp:extent cx="7560000" cy="10692000"/>
+            <wp:extent cx="7542000" cy="10656000"/>
             <wp:docPr id="1" name="Picture 1"/>
             <wp:cNvGraphicFramePr>
               <a:graphicFrameLocks noChangeAspect="1"/>
@@ -22,7 +23,7 @@
                     <pic:cNvPicPr/>
                   </pic:nvPicPr>
                   <pic:blipFill>
-                    <a:blip r:embed="rId19"/>
+                    <a:blip r:embed="rId9"/>
                     <a:stretch>
                       <a:fillRect/>
                     </a:stretch>
@@ -30,7 +31,7 @@
                   <pic:spPr>
                     <a:xfrm>
                       <a:off x="0" y="0"/>
-                      <a:ext cx="7560000" cy="10692000"/>
+                      <a:ext cx="7542000" cy="10656000"/>
                     </a:xfrm>
                     <a:prstGeom prst="rect"/>
                   </pic:spPr>
@@ -39,17 +40,17 @@
             </a:graphic>
           </wp:inline>
         </w:drawing>
-        <w:br w:type="page"/>
       </w:r>
     </w:p>
     <w:p>
       <w:pPr>
+        <w:pageBreakBefore/>
         <w:spacing w:before="0" w:after="0" w:line="240" w:lineRule="auto"/>
       </w:pPr>
       <w:r>
         <w:drawing>
           <wp:inline xmlns:a="http://schemas.openxmlformats.org/drawingml/2006/main" xmlns:pic="http://schemas.openxmlformats.org/drawingml/2006/picture">
-            <wp:extent cx="7560000" cy="10692000"/>
+            <wp:extent cx="7542000" cy="10656000"/>
             <wp:docPr id="2" name="Picture 2"/>
             <wp:cNvGraphicFramePr>
               <a:graphicFrameLocks noChangeAspect="1"/>
@@ -62,7 +63,7 @@
                     <pic:cNvPicPr/>
                   </pic:nvPicPr>
                   <pic:blipFill>
-                    <a:blip r:embed="rId20"/>
+                    <a:blip r:embed="rId10"/>
                     <a:stretch>
                       <a:fillRect/>
                     </a:stretch>
@@ -70,7 +71,7 @@
                   <pic:spPr>
                     <a:xfrm>
                       <a:off x="0" y="0"/>
-                      <a:ext cx="7560000" cy="10692000"/>
+                      <a:ext cx="7542000" cy="10656000"/>
                     </a:xfrm>
                     <a:prstGeom prst="rect"/>
                   </pic:spPr>
@@ -79,17 +80,17 @@
             </a:graphic>
           </wp:inline>
         </w:drawing>
-        <w:br w:type="page"/>
       </w:r>
     </w:p>
     <w:p>
       <w:pPr>
+        <w:pageBreakBefore/>
         <w:spacing w:before="0" w:after="0" w:line="240" w:lineRule="auto"/>
       </w:pPr>
       <w:r>
         <w:drawing>
           <wp:inline xmlns:a="http://schemas.openxmlformats.org/drawingml/2006/main" xmlns:pic="http://schemas.openxmlformats.org/drawingml/2006/picture">
-            <wp:extent cx="7560000" cy="10692000"/>
+            <wp:extent cx="7542000" cy="10656000"/>
             <wp:docPr id="3" name="Picture 3"/>
             <wp:cNvGraphicFramePr>
               <a:graphicFrameLocks noChangeAspect="1"/>
@@ -102,7 +103,7 @@
                     <pic:cNvPicPr/>
                   </pic:nvPicPr>
                   <pic:blipFill>
-                    <a:blip r:embed="rId21"/>
+                    <a:blip r:embed="rId11"/>
                     <a:stretch>
                       <a:fillRect/>
                     </a:stretch>
@@ -110,7 +111,7 @@
                   <pic:spPr>
                     <a:xfrm>
                       <a:off x="0" y="0"/>
-                      <a:ext cx="7560000" cy="10692000"/>
+                      <a:ext cx="7542000" cy="10656000"/>
                     </a:xfrm>
                     <a:prstGeom prst="rect"/>
                   </pic:spPr>
@@ -119,17 +120,17 @@
             </a:graphic>
           </wp:inline>
         </w:drawing>
-        <w:br w:type="page"/>
       </w:r>
     </w:p>
     <w:p>
       <w:pPr>
+        <w:pageBreakBefore/>
         <w:spacing w:before="0" w:after="0" w:line="240" w:lineRule="auto"/>
       </w:pPr>
       <w:r>
         <w:drawing>
           <wp:inline xmlns:a="http://schemas.openxmlformats.org/drawingml/2006/main" xmlns:pic="http://schemas.openxmlformats.org/drawingml/2006/picture">
-            <wp:extent cx="7560000" cy="10692000"/>
+            <wp:extent cx="7542000" cy="10656000"/>
             <wp:docPr id="4" name="Picture 4"/>
             <wp:cNvGraphicFramePr>
               <a:graphicFrameLocks noChangeAspect="1"/>
@@ -142,7 +143,7 @@
                     <pic:cNvPicPr/>
                   </pic:nvPicPr>
                   <pic:blipFill>
-                    <a:blip r:embed="rId22"/>
+                    <a:blip r:embed="rId12"/>
                     <a:stretch>
                       <a:fillRect/>
                     </a:stretch>
@@ -150,7 +151,7 @@
                   <pic:spPr>
                     <a:xfrm>
                       <a:off x="0" y="0"/>
-                      <a:ext cx="7560000" cy="10692000"/>
+                      <a:ext cx="7542000" cy="10656000"/>
                     </a:xfrm>
                     <a:prstGeom prst="rect"/>
                   </pic:spPr>
@@ -159,17 +160,17 @@
             </a:graphic>
           </wp:inline>
         </w:drawing>
-        <w:br w:type="page"/>
       </w:r>
     </w:p>
     <w:p>
       <w:pPr>
+        <w:pageBreakBefore/>
         <w:spacing w:before="0" w:after="0" w:line="240" w:lineRule="auto"/>
       </w:pPr>
       <w:r>
         <w:drawing>
           <wp:inline xmlns:a="http://schemas.openxmlformats.org/drawingml/2006/main" xmlns:pic="http://schemas.openxmlformats.org/drawingml/2006/picture">
-            <wp:extent cx="7560000" cy="10692000"/>
+            <wp:extent cx="7542000" cy="10656000"/>
             <wp:docPr id="5" name="Picture 5"/>
             <wp:cNvGraphicFramePr>
               <a:graphicFrameLocks noChangeAspect="1"/>
@@ -182,7 +183,7 @@
                     <pic:cNvPicPr/>
                   </pic:nvPicPr>
                   <pic:blipFill>
-                    <a:blip r:embed="rId23"/>
+                    <a:blip r:embed="rId13"/>
                     <a:stretch>
                       <a:fillRect/>
                     </a:stretch>
@@ -190,7 +191,7 @@
                   <pic:spPr>
                     <a:xfrm>
                       <a:off x="0" y="0"/>
-                      <a:ext cx="7560000" cy="10692000"/>
+                      <a:ext cx="7542000" cy="10656000"/>
                     </a:xfrm>
                     <a:prstGeom prst="rect"/>
                   </pic:spPr>
@@ -199,17 +200,17 @@
             </a:graphic>
           </wp:inline>
         </w:drawing>
-        <w:br w:type="page"/>
       </w:r>
     </w:p>
     <w:p>
       <w:pPr>
+        <w:pageBreakBefore/>
         <w:spacing w:before="0" w:after="0" w:line="240" w:lineRule="auto"/>
       </w:pPr>
       <w:r>
         <w:drawing>
           <wp:inline xmlns:a="http://schemas.openxmlformats.org/drawingml/2006/main" xmlns:pic="http://schemas.openxmlformats.org/drawingml/2006/picture">
-            <wp:extent cx="7560000" cy="10692000"/>
+            <wp:extent cx="7542000" cy="10656000"/>
             <wp:docPr id="6" name="Picture 6"/>
             <wp:cNvGraphicFramePr>
               <a:graphicFrameLocks noChangeAspect="1"/>
@@ -222,7 +223,7 @@
                     <pic:cNvPicPr/>
                   </pic:nvPicPr>
                   <pic:blipFill>
-                    <a:blip r:embed="rId24"/>
+                    <a:blip r:embed="rId14"/>
                     <a:stretch>
                       <a:fillRect/>
                     </a:stretch>
@@ -230,7 +231,7 @@
                   <pic:spPr>
                     <a:xfrm>
                       <a:off x="0" y="0"/>
-                      <a:ext cx="7560000" cy="10692000"/>
+                      <a:ext cx="7542000" cy="10656000"/>
                     </a:xfrm>
                     <a:prstGeom prst="rect"/>
                   </pic:spPr>
@@ -239,17 +240,17 @@
             </a:graphic>
           </wp:inline>
         </w:drawing>
-        <w:br w:type="page"/>
       </w:r>
     </w:p>
     <w:p>
       <w:pPr>
+        <w:pageBreakBefore/>
         <w:spacing w:before="0" w:after="0" w:line="240" w:lineRule="auto"/>
       </w:pPr>
       <w:r>
         <w:drawing>
           <wp:inline xmlns:a="http://schemas.openxmlformats.org/drawingml/2006/main" xmlns:pic="http://schemas.openxmlformats.org/drawingml/2006/picture">
-            <wp:extent cx="7560000" cy="10692000"/>
+            <wp:extent cx="7542000" cy="10656000"/>
             <wp:docPr id="7" name="Picture 7"/>
             <wp:cNvGraphicFramePr>
               <a:graphicFrameLocks noChangeAspect="1"/>
@@ -262,7 +263,7 @@
                     <pic:cNvPicPr/>
                   </pic:nvPicPr>
                   <pic:blipFill>
-                    <a:blip r:embed="rId25"/>
+                    <a:blip r:embed="rId15"/>
                     <a:stretch>
                       <a:fillRect/>
                     </a:stretch>
@@ -270,7 +271,7 @@
                   <pic:spPr>
                     <a:xfrm>
                       <a:off x="0" y="0"/>
-                      <a:ext cx="7560000" cy="10692000"/>
+                      <a:ext cx="7542000" cy="10656000"/>
                     </a:xfrm>
                     <a:prstGeom prst="rect"/>
                   </pic:spPr>
@@ -279,17 +280,17 @@
             </a:graphic>
           </wp:inline>
         </w:drawing>
-        <w:br w:type="page"/>
       </w:r>
     </w:p>
     <w:p>
       <w:pPr>
+        <w:pageBreakBefore/>
         <w:spacing w:before="0" w:after="0" w:line="240" w:lineRule="auto"/>
       </w:pPr>
       <w:r>
         <w:drawing>
           <wp:inline xmlns:a="http://schemas.openxmlformats.org/drawingml/2006/main" xmlns:pic="http://schemas.openxmlformats.org/drawingml/2006/picture">
-            <wp:extent cx="7560000" cy="10692000"/>
+            <wp:extent cx="7542000" cy="10656000"/>
             <wp:docPr id="8" name="Picture 8"/>
             <wp:cNvGraphicFramePr>
               <a:graphicFrameLocks noChangeAspect="1"/>
@@ -302,7 +303,7 @@
                     <pic:cNvPicPr/>
                   </pic:nvPicPr>
                   <pic:blipFill>
-                    <a:blip r:embed="rId26"/>
+                    <a:blip r:embed="rId16"/>
                     <a:stretch>
                       <a:fillRect/>
                     </a:stretch>
@@ -310,7 +311,7 @@
                   <pic:spPr>
                     <a:xfrm>
                       <a:off x="0" y="0"/>
-                      <a:ext cx="7560000" cy="10692000"/>
+                      <a:ext cx="7542000" cy="10656000"/>
                     </a:xfrm>
                     <a:prstGeom prst="rect"/>
                   </pic:spPr>
@@ -319,17 +320,17 @@
             </a:graphic>
           </wp:inline>
         </w:drawing>
-        <w:br w:type="page"/>
       </w:r>
     </w:p>
     <w:p>
       <w:pPr>
+        <w:pageBreakBefore/>
         <w:spacing w:before="0" w:after="0" w:line="240" w:lineRule="auto"/>
       </w:pPr>
       <w:r>
         <w:drawing>
           <wp:inline xmlns:a="http://schemas.openxmlformats.org/drawingml/2006/main" xmlns:pic="http://schemas.openxmlformats.org/drawingml/2006/picture">
-            <wp:extent cx="7560000" cy="10692000"/>
+            <wp:extent cx="7542000" cy="10656000"/>
             <wp:docPr id="9" name="Picture 9"/>
             <wp:cNvGraphicFramePr>
               <a:graphicFrameLocks noChangeAspect="1"/>
@@ -342,7 +343,7 @@
                     <pic:cNvPicPr/>
                   </pic:nvPicPr>
                   <pic:blipFill>
-                    <a:blip r:embed="rId27"/>
+                    <a:blip r:embed="rId17"/>
                     <a:stretch>
                       <a:fillRect/>
                     </a:stretch>
@@ -350,7 +351,7 @@
                   <pic:spPr>
                     <a:xfrm>
                       <a:off x="0" y="0"/>
-                      <a:ext cx="7560000" cy="10692000"/>
+                      <a:ext cx="7542000" cy="10656000"/>
                     </a:xfrm>
                     <a:prstGeom prst="rect"/>
                   </pic:spPr>
@@ -359,17 +360,17 @@
             </a:graphic>
           </wp:inline>
         </w:drawing>
-        <w:br w:type="page"/>
       </w:r>
     </w:p>
     <w:p>
       <w:pPr>
+        <w:pageBreakBefore/>
         <w:spacing w:before="0" w:after="0" w:line="240" w:lineRule="auto"/>
       </w:pPr>
       <w:r>
         <w:drawing>
           <wp:inline xmlns:a="http://schemas.openxmlformats.org/drawingml/2006/main" xmlns:pic="http://schemas.openxmlformats.org/drawingml/2006/picture">
-            <wp:extent cx="7560000" cy="10692000"/>
+            <wp:extent cx="7542000" cy="10656000"/>
             <wp:docPr id="10" name="Picture 10"/>
             <wp:cNvGraphicFramePr>
               <a:graphicFrameLocks noChangeAspect="1"/>
@@ -382,7 +383,7 @@
                     <pic:cNvPicPr/>
                   </pic:nvPicPr>
                   <pic:blipFill>
-                    <a:blip r:embed="rId28"/>
+                    <a:blip r:embed="rId18"/>
                     <a:stretch>
                       <a:fillRect/>
                     </a:stretch>
@@ -390,7 +391,7 @@
                   <pic:spPr>
                     <a:xfrm>
                       <a:off x="0" y="0"/>
-                      <a:ext cx="7560000" cy="10692000"/>
+                      <a:ext cx="7542000" cy="10656000"/>
                     </a:xfrm>
                     <a:prstGeom prst="rect"/>
                   </pic:spPr>
@@ -399,17 +400,17 @@
             </a:graphic>
           </wp:inline>
         </w:drawing>
-        <w:br w:type="page"/>
       </w:r>
     </w:p>
     <w:p>
       <w:pPr>
+        <w:pageBreakBefore/>
         <w:spacing w:before="0" w:after="0" w:line="240" w:lineRule="auto"/>
       </w:pPr>
       <w:r>
         <w:drawing>
           <wp:inline xmlns:a="http://schemas.openxmlformats.org/drawingml/2006/main" xmlns:pic="http://schemas.openxmlformats.org/drawingml/2006/picture">
-            <wp:extent cx="7560000" cy="10692000"/>
+            <wp:extent cx="7542000" cy="10656000"/>
             <wp:docPr id="11" name="Picture 11"/>
             <wp:cNvGraphicFramePr>
               <a:graphicFrameLocks noChangeAspect="1"/>
@@ -422,7 +423,7 @@
                     <pic:cNvPicPr/>
                   </pic:nvPicPr>
                   <pic:blipFill>
-                    <a:blip r:embed="rId29"/>
+                    <a:blip r:embed="rId19"/>
                     <a:stretch>
                       <a:fillRect/>
                     </a:stretch>
@@ -430,7 +431,7 @@
                   <pic:spPr>
                     <a:xfrm>
                       <a:off x="0" y="0"/>
-                      <a:ext cx="7560000" cy="10692000"/>
+                      <a:ext cx="7542000" cy="10656000"/>
                     </a:xfrm>
                     <a:prstGeom prst="rect"/>
                   </pic:spPr>
@@ -439,17 +440,17 @@
             </a:graphic>
           </wp:inline>
         </w:drawing>
-        <w:br w:type="page"/>
       </w:r>
     </w:p>
     <w:p>
       <w:pPr>
+        <w:pageBreakBefore/>
         <w:spacing w:before="0" w:after="0" w:line="240" w:lineRule="auto"/>
       </w:pPr>
       <w:r>
         <w:drawing>
           <wp:inline xmlns:a="http://schemas.openxmlformats.org/drawingml/2006/main" xmlns:pic="http://schemas.openxmlformats.org/drawingml/2006/picture">
-            <wp:extent cx="7560000" cy="10692000"/>
+            <wp:extent cx="7542000" cy="10656000"/>
             <wp:docPr id="12" name="Picture 12"/>
             <wp:cNvGraphicFramePr>
               <a:graphicFrameLocks noChangeAspect="1"/>
@@ -462,7 +463,7 @@
                     <pic:cNvPicPr/>
                   </pic:nvPicPr>
                   <pic:blipFill>
-                    <a:blip r:embed="rId30"/>
+                    <a:blip r:embed="rId20"/>
                     <a:stretch>
                       <a:fillRect/>
                     </a:stretch>
@@ -470,7 +471,7 @@
                   <pic:spPr>
                     <a:xfrm>
                       <a:off x="0" y="0"/>
-                      <a:ext cx="7560000" cy="10692000"/>
+                      <a:ext cx="7542000" cy="10656000"/>
                     </a:xfrm>
                     <a:prstGeom prst="rect"/>
                   </pic:spPr>
@@ -483,7 +484,7 @@
     </w:p>
     <w:sectPr>
       <w:pgSz w:w="11906" w:h="16838"/>
-      <w:pgMar w:top="0" w:right="0" w:bottom="0" w:left="0" w:header="720" w:footer="720" w:gutter="0"/>
+      <w:pgMar w:top="0" w:right="0" w:bottom="0" w:left="0" w:header="0" w:footer="0" w:gutter="0"/>
       <w:cols w:space="720"/>
       <w:docGrid w:linePitch="360"/>
     </w:sectPr>
@@ -854,9 +855,6 @@
     <w:name w:val="Normal"/>
     <w:qFormat/>
     <w:rsid w:val="00FC693F"/>
-    <w:pPr>
-      <w:spacing w:after="0"/>
-    </w:pPr>
   </w:style>
   <w:style w:type="paragraph" w:styleId="Header">
     <w:name w:val="header"/>

--- a/A-Sesi-Fasikulu.docx
+++ b/A-Sesi-Fasikulu.docx
@@ -4,13 +4,12 @@
   <w:body>
     <w:p>
       <w:pPr>
-        <w:pageBreakBefore w:val="0"/>
-        <w:spacing w:before="0" w:after="0" w:line="240" w:lineRule="auto"/>
+        <w:spacing w:after="0" w:before="0"/>
       </w:pPr>
       <w:r>
         <w:drawing>
           <wp:inline xmlns:a="http://schemas.openxmlformats.org/drawingml/2006/main" xmlns:pic="http://schemas.openxmlformats.org/drawingml/2006/picture">
-            <wp:extent cx="7542000" cy="10656000"/>
+            <wp:extent cx="7560000" cy="10666800"/>
             <wp:docPr id="1" name="Picture 1"/>
             <wp:cNvGraphicFramePr>
               <a:graphicFrameLocks noChangeAspect="1"/>
@@ -31,7 +30,7 @@
                   <pic:spPr>
                     <a:xfrm>
                       <a:off x="0" y="0"/>
-                      <a:ext cx="7542000" cy="10656000"/>
+                      <a:ext cx="7560000" cy="10666800"/>
                     </a:xfrm>
                     <a:prstGeom prst="rect"/>
                   </pic:spPr>
@@ -44,13 +43,12 @@
     </w:p>
     <w:p>
       <w:pPr>
-        <w:pageBreakBefore/>
-        <w:spacing w:before="0" w:after="0" w:line="240" w:lineRule="auto"/>
+        <w:spacing w:after="0" w:before="0"/>
       </w:pPr>
       <w:r>
         <w:drawing>
           <wp:inline xmlns:a="http://schemas.openxmlformats.org/drawingml/2006/main" xmlns:pic="http://schemas.openxmlformats.org/drawingml/2006/picture">
-            <wp:extent cx="7542000" cy="10656000"/>
+            <wp:extent cx="7560000" cy="10666800"/>
             <wp:docPr id="2" name="Picture 2"/>
             <wp:cNvGraphicFramePr>
               <a:graphicFrameLocks noChangeAspect="1"/>
@@ -71,7 +69,7 @@
                   <pic:spPr>
                     <a:xfrm>
                       <a:off x="0" y="0"/>
-                      <a:ext cx="7542000" cy="10656000"/>
+                      <a:ext cx="7560000" cy="10666800"/>
                     </a:xfrm>
                     <a:prstGeom prst="rect"/>
                   </pic:spPr>
@@ -84,13 +82,12 @@
     </w:p>
     <w:p>
       <w:pPr>
-        <w:pageBreakBefore/>
-        <w:spacing w:before="0" w:after="0" w:line="240" w:lineRule="auto"/>
+        <w:spacing w:after="0" w:before="0"/>
       </w:pPr>
       <w:r>
         <w:drawing>
           <wp:inline xmlns:a="http://schemas.openxmlformats.org/drawingml/2006/main" xmlns:pic="http://schemas.openxmlformats.org/drawingml/2006/picture">
-            <wp:extent cx="7542000" cy="10656000"/>
+            <wp:extent cx="7560000" cy="10666800"/>
             <wp:docPr id="3" name="Picture 3"/>
             <wp:cNvGraphicFramePr>
               <a:graphicFrameLocks noChangeAspect="1"/>
@@ -111,7 +108,7 @@
                   <pic:spPr>
                     <a:xfrm>
                       <a:off x="0" y="0"/>
-                      <a:ext cx="7542000" cy="10656000"/>
+                      <a:ext cx="7560000" cy="10666800"/>
                     </a:xfrm>
                     <a:prstGeom prst="rect"/>
                   </pic:spPr>
@@ -124,13 +121,12 @@
     </w:p>
     <w:p>
       <w:pPr>
-        <w:pageBreakBefore/>
-        <w:spacing w:before="0" w:after="0" w:line="240" w:lineRule="auto"/>
+        <w:spacing w:after="0" w:before="0"/>
       </w:pPr>
       <w:r>
         <w:drawing>
           <wp:inline xmlns:a="http://schemas.openxmlformats.org/drawingml/2006/main" xmlns:pic="http://schemas.openxmlformats.org/drawingml/2006/picture">
-            <wp:extent cx="7542000" cy="10656000"/>
+            <wp:extent cx="7560000" cy="10666800"/>
             <wp:docPr id="4" name="Picture 4"/>
             <wp:cNvGraphicFramePr>
               <a:graphicFrameLocks noChangeAspect="1"/>
@@ -151,7 +147,7 @@
                   <pic:spPr>
                     <a:xfrm>
                       <a:off x="0" y="0"/>
-                      <a:ext cx="7542000" cy="10656000"/>
+                      <a:ext cx="7560000" cy="10666800"/>
                     </a:xfrm>
                     <a:prstGeom prst="rect"/>
                   </pic:spPr>
@@ -164,13 +160,12 @@
     </w:p>
     <w:p>
       <w:pPr>
-        <w:pageBreakBefore/>
-        <w:spacing w:before="0" w:after="0" w:line="240" w:lineRule="auto"/>
+        <w:spacing w:after="0" w:before="0"/>
       </w:pPr>
       <w:r>
         <w:drawing>
           <wp:inline xmlns:a="http://schemas.openxmlformats.org/drawingml/2006/main" xmlns:pic="http://schemas.openxmlformats.org/drawingml/2006/picture">
-            <wp:extent cx="7542000" cy="10656000"/>
+            <wp:extent cx="7560000" cy="10666800"/>
             <wp:docPr id="5" name="Picture 5"/>
             <wp:cNvGraphicFramePr>
               <a:graphicFrameLocks noChangeAspect="1"/>
@@ -191,7 +186,7 @@
                   <pic:spPr>
                     <a:xfrm>
                       <a:off x="0" y="0"/>
-                      <a:ext cx="7542000" cy="10656000"/>
+                      <a:ext cx="7560000" cy="10666800"/>
                     </a:xfrm>
                     <a:prstGeom prst="rect"/>
                   </pic:spPr>
@@ -204,13 +199,12 @@
     </w:p>
     <w:p>
       <w:pPr>
-        <w:pageBreakBefore/>
-        <w:spacing w:before="0" w:after="0" w:line="240" w:lineRule="auto"/>
+        <w:spacing w:after="0" w:before="0"/>
       </w:pPr>
       <w:r>
         <w:drawing>
           <wp:inline xmlns:a="http://schemas.openxmlformats.org/drawingml/2006/main" xmlns:pic="http://schemas.openxmlformats.org/drawingml/2006/picture">
-            <wp:extent cx="7542000" cy="10656000"/>
+            <wp:extent cx="7560000" cy="10666800"/>
             <wp:docPr id="6" name="Picture 6"/>
             <wp:cNvGraphicFramePr>
               <a:graphicFrameLocks noChangeAspect="1"/>
@@ -231,7 +225,7 @@
                   <pic:spPr>
                     <a:xfrm>
                       <a:off x="0" y="0"/>
-                      <a:ext cx="7542000" cy="10656000"/>
+                      <a:ext cx="7560000" cy="10666800"/>
                     </a:xfrm>
                     <a:prstGeom prst="rect"/>
                   </pic:spPr>
@@ -244,13 +238,12 @@
     </w:p>
     <w:p>
       <w:pPr>
-        <w:pageBreakBefore/>
-        <w:spacing w:before="0" w:after="0" w:line="240" w:lineRule="auto"/>
+        <w:spacing w:after="0" w:before="0"/>
       </w:pPr>
       <w:r>
         <w:drawing>
           <wp:inline xmlns:a="http://schemas.openxmlformats.org/drawingml/2006/main" xmlns:pic="http://schemas.openxmlformats.org/drawingml/2006/picture">
-            <wp:extent cx="7542000" cy="10656000"/>
+            <wp:extent cx="7560000" cy="10666800"/>
             <wp:docPr id="7" name="Picture 7"/>
             <wp:cNvGraphicFramePr>
               <a:graphicFrameLocks noChangeAspect="1"/>
@@ -271,7 +264,7 @@
                   <pic:spPr>
                     <a:xfrm>
                       <a:off x="0" y="0"/>
-                      <a:ext cx="7542000" cy="10656000"/>
+                      <a:ext cx="7560000" cy="10666800"/>
                     </a:xfrm>
                     <a:prstGeom prst="rect"/>
                   </pic:spPr>
@@ -284,13 +277,12 @@
     </w:p>
     <w:p>
       <w:pPr>
-        <w:pageBreakBefore/>
-        <w:spacing w:before="0" w:after="0" w:line="240" w:lineRule="auto"/>
+        <w:spacing w:after="0" w:before="0"/>
       </w:pPr>
       <w:r>
         <w:drawing>
           <wp:inline xmlns:a="http://schemas.openxmlformats.org/drawingml/2006/main" xmlns:pic="http://schemas.openxmlformats.org/drawingml/2006/picture">
-            <wp:extent cx="7542000" cy="10656000"/>
+            <wp:extent cx="7560000" cy="10666800"/>
             <wp:docPr id="8" name="Picture 8"/>
             <wp:cNvGraphicFramePr>
               <a:graphicFrameLocks noChangeAspect="1"/>
@@ -311,7 +303,7 @@
                   <pic:spPr>
                     <a:xfrm>
                       <a:off x="0" y="0"/>
-                      <a:ext cx="7542000" cy="10656000"/>
+                      <a:ext cx="7560000" cy="10666800"/>
                     </a:xfrm>
                     <a:prstGeom prst="rect"/>
                   </pic:spPr>
@@ -324,13 +316,12 @@
     </w:p>
     <w:p>
       <w:pPr>
-        <w:pageBreakBefore/>
-        <w:spacing w:before="0" w:after="0" w:line="240" w:lineRule="auto"/>
+        <w:spacing w:after="0" w:before="0"/>
       </w:pPr>
       <w:r>
         <w:drawing>
           <wp:inline xmlns:a="http://schemas.openxmlformats.org/drawingml/2006/main" xmlns:pic="http://schemas.openxmlformats.org/drawingml/2006/picture">
-            <wp:extent cx="7542000" cy="10656000"/>
+            <wp:extent cx="7560000" cy="10666800"/>
             <wp:docPr id="9" name="Picture 9"/>
             <wp:cNvGraphicFramePr>
               <a:graphicFrameLocks noChangeAspect="1"/>
@@ -351,7 +342,7 @@
                   <pic:spPr>
                     <a:xfrm>
                       <a:off x="0" y="0"/>
-                      <a:ext cx="7542000" cy="10656000"/>
+                      <a:ext cx="7560000" cy="10666800"/>
                     </a:xfrm>
                     <a:prstGeom prst="rect"/>
                   </pic:spPr>
@@ -364,13 +355,12 @@
     </w:p>
     <w:p>
       <w:pPr>
-        <w:pageBreakBefore/>
-        <w:spacing w:before="0" w:after="0" w:line="240" w:lineRule="auto"/>
+        <w:spacing w:after="0" w:before="0"/>
       </w:pPr>
       <w:r>
         <w:drawing>
           <wp:inline xmlns:a="http://schemas.openxmlformats.org/drawingml/2006/main" xmlns:pic="http://schemas.openxmlformats.org/drawingml/2006/picture">
-            <wp:extent cx="7542000" cy="10656000"/>
+            <wp:extent cx="7560000" cy="10666800"/>
             <wp:docPr id="10" name="Picture 10"/>
             <wp:cNvGraphicFramePr>
               <a:graphicFrameLocks noChangeAspect="1"/>
@@ -391,7 +381,7 @@
                   <pic:spPr>
                     <a:xfrm>
                       <a:off x="0" y="0"/>
-                      <a:ext cx="7542000" cy="10656000"/>
+                      <a:ext cx="7560000" cy="10666800"/>
                     </a:xfrm>
                     <a:prstGeom prst="rect"/>
                   </pic:spPr>
@@ -404,13 +394,12 @@
     </w:p>
     <w:p>
       <w:pPr>
-        <w:pageBreakBefore/>
-        <w:spacing w:before="0" w:after="0" w:line="240" w:lineRule="auto"/>
+        <w:spacing w:after="0" w:before="0"/>
       </w:pPr>
       <w:r>
         <w:drawing>
           <wp:inline xmlns:a="http://schemas.openxmlformats.org/drawingml/2006/main" xmlns:pic="http://schemas.openxmlformats.org/drawingml/2006/picture">
-            <wp:extent cx="7542000" cy="10656000"/>
+            <wp:extent cx="7560000" cy="10666800"/>
             <wp:docPr id="11" name="Picture 11"/>
             <wp:cNvGraphicFramePr>
               <a:graphicFrameLocks noChangeAspect="1"/>
@@ -431,7 +420,7 @@
                   <pic:spPr>
                     <a:xfrm>
                       <a:off x="0" y="0"/>
-                      <a:ext cx="7542000" cy="10656000"/>
+                      <a:ext cx="7560000" cy="10666800"/>
                     </a:xfrm>
                     <a:prstGeom prst="rect"/>
                   </pic:spPr>
@@ -444,13 +433,12 @@
     </w:p>
     <w:p>
       <w:pPr>
-        <w:pageBreakBefore/>
-        <w:spacing w:before="0" w:after="0" w:line="240" w:lineRule="auto"/>
+        <w:spacing w:after="0" w:before="0"/>
       </w:pPr>
       <w:r>
         <w:drawing>
           <wp:inline xmlns:a="http://schemas.openxmlformats.org/drawingml/2006/main" xmlns:pic="http://schemas.openxmlformats.org/drawingml/2006/picture">
-            <wp:extent cx="7542000" cy="10656000"/>
+            <wp:extent cx="7560000" cy="10666800"/>
             <wp:docPr id="12" name="Picture 12"/>
             <wp:cNvGraphicFramePr>
               <a:graphicFrameLocks noChangeAspect="1"/>
@@ -471,7 +459,7 @@
                   <pic:spPr>
                     <a:xfrm>
                       <a:off x="0" y="0"/>
-                      <a:ext cx="7542000" cy="10656000"/>
+                      <a:ext cx="7560000" cy="10666800"/>
                     </a:xfrm>
                     <a:prstGeom prst="rect"/>
                   </pic:spPr>
@@ -484,7 +472,7 @@
     </w:p>
     <w:sectPr>
       <w:pgSz w:w="11906" w:h="16838"/>
-      <w:pgMar w:top="0" w:right="0" w:bottom="0" w:left="0" w:header="0" w:footer="0" w:gutter="0"/>
+      <w:pgMar w:top="0" w:right="0" w:bottom="0" w:left="0" w:header="720" w:footer="720" w:gutter="0"/>
       <w:cols w:space="720"/>
       <w:docGrid w:linePitch="360"/>
     </w:sectPr>
